--- a/BSUIR/semestre 5/OOTPiSP/Сушко_381574_ООТПиСП_ЛР1.docx
+++ b/BSUIR/semestre 5/OOTPiSP/Сушко_381574_ООТПиСП_ЛР1.docx
@@ -326,16 +326,26 @@
         <w:t>с</w:t>
       </w:r>
       <w:r>
-        <w:t>тарший преподаватель кафедры ИСиТ</w:t>
-      </w:r>
-    </w:p>
-    <w:p>
-      <w:pPr>
-        <w:spacing w:line="240" w:lineRule="auto"/>
-        <w:ind w:firstLine="709"/>
-      </w:pPr>
-      <w:r>
-        <w:t>Сицко Владимир Александрович</w:t>
+        <w:t xml:space="preserve">тарший преподаватель кафедры </w:t>
+      </w:r>
+      <w:proofErr w:type="spellStart"/>
+      <w:r>
+        <w:t>ИСиТ</w:t>
+      </w:r>
+      <w:proofErr w:type="spellEnd"/>
+    </w:p>
+    <w:p>
+      <w:pPr>
+        <w:spacing w:line="240" w:lineRule="auto"/>
+        <w:ind w:firstLine="709"/>
+      </w:pPr>
+      <w:proofErr w:type="spellStart"/>
+      <w:r>
+        <w:t>Сицко</w:t>
+      </w:r>
+      <w:proofErr w:type="spellEnd"/>
+      <w:r>
+        <w:t xml:space="preserve"> Владимир Александрович</w:t>
       </w:r>
       <w:r>
         <w:tab/>
@@ -1003,8 +1013,18 @@
           <w:szCs w:val="20"/>
           <w:shd w:val="clear" w:color="auto" w:fill="FFFFFF"/>
         </w:rPr>
-        <w:t>На этой диаграмме есть три актора</w:t>
-      </w:r>
+        <w:t xml:space="preserve">На этой диаграмме есть три </w:t>
+      </w:r>
+      <w:proofErr w:type="spellStart"/>
+      <w:r>
+        <w:rPr>
+          <w:color w:val="000000"/>
+          <w:szCs w:val="20"/>
+          <w:shd w:val="clear" w:color="auto" w:fill="FFFFFF"/>
+        </w:rPr>
+        <w:t>актора</w:t>
+      </w:r>
+      <w:proofErr w:type="spellEnd"/>
       <w:r>
         <w:rPr>
           <w:color w:val="000000"/>
@@ -1060,6 +1080,22 @@
           <w:shd w:val="clear" w:color="auto" w:fill="FFFFFF"/>
         </w:rPr>
         <w:t>.</w:t>
+      </w:r>
+      <w:r>
+        <w:rPr>
+          <w:color w:val="000000"/>
+          <w:szCs w:val="20"/>
+          <w:shd w:val="clear" w:color="auto" w:fill="FFFFFF"/>
+        </w:rPr>
+        <w:t xml:space="preserve"> </w:t>
+      </w:r>
+      <w:r>
+        <w:rPr>
+          <w:color w:val="000000"/>
+          <w:szCs w:val="20"/>
+          <w:shd w:val="clear" w:color="auto" w:fill="FFFFFF"/>
+        </w:rPr>
+        <w:t>Администратор может редактировать всю информацию в информационной система ВУЗа. Преподаватель может вести электронный журнал и выставлять оценки. Студенты могут видеть оценки по предметам.</w:t>
       </w:r>
     </w:p>
     <w:p>
@@ -1170,12 +1206,208 @@
     </w:p>
     <w:p>
       <w:pPr>
-        <w:spacing w:before="100" w:beforeAutospacing="1" w:after="100" w:afterAutospacing="1" w:line="240" w:lineRule="auto"/>
-        <w:rPr>
-          <w:rFonts w:eastAsia="Times New Roman"/>
-          <w:sz w:val="24"/>
-          <w:szCs w:val="24"/>
-          <w:lang w:eastAsia="ru-RU"/>
+        <w:spacing w:line="240" w:lineRule="auto"/>
+        <w:ind w:firstLine="709"/>
+        <w:jc w:val="both"/>
+        <w:rPr>
+          <w:color w:val="000000"/>
+          <w:szCs w:val="20"/>
+          <w:shd w:val="clear" w:color="auto" w:fill="FFFFFF"/>
+          <w:lang w:val="en-US"/>
+        </w:rPr>
+      </w:pPr>
+      <w:r>
+        <w:rPr>
+          <w:color w:val="000000"/>
+          <w:szCs w:val="20"/>
+          <w:shd w:val="clear" w:color="auto" w:fill="FFFFFF"/>
+        </w:rPr>
+        <w:t>Для всех ролей</w:t>
+      </w:r>
+      <w:r>
+        <w:rPr>
+          <w:color w:val="000000"/>
+          <w:szCs w:val="20"/>
+          <w:shd w:val="clear" w:color="auto" w:fill="FFFFFF"/>
+        </w:rPr>
+        <w:t xml:space="preserve">, </w:t>
+      </w:r>
+      <w:r>
+        <w:rPr>
+          <w:color w:val="000000"/>
+          <w:szCs w:val="20"/>
+          <w:shd w:val="clear" w:color="auto" w:fill="FFFFFF"/>
+        </w:rPr>
+        <w:t xml:space="preserve">указанных в ДВИ есть общий класс </w:t>
+      </w:r>
+      <w:r>
+        <w:rPr>
+          <w:color w:val="000000"/>
+          <w:szCs w:val="20"/>
+          <w:shd w:val="clear" w:color="auto" w:fill="FFFFFF"/>
+          <w:lang w:val="en-US"/>
+        </w:rPr>
+        <w:t>Person</w:t>
+      </w:r>
+      <w:r>
+        <w:rPr>
+          <w:color w:val="000000"/>
+          <w:szCs w:val="20"/>
+          <w:shd w:val="clear" w:color="auto" w:fill="FFFFFF"/>
+        </w:rPr>
+        <w:t xml:space="preserve">, </w:t>
+      </w:r>
+      <w:r>
+        <w:rPr>
+          <w:color w:val="000000"/>
+          <w:szCs w:val="20"/>
+          <w:shd w:val="clear" w:color="auto" w:fill="FFFFFF"/>
+        </w:rPr>
+        <w:t>который хранит общую информацию о человека</w:t>
+      </w:r>
+      <w:r>
+        <w:rPr>
+          <w:color w:val="000000"/>
+          <w:szCs w:val="20"/>
+          <w:shd w:val="clear" w:color="auto" w:fill="FFFFFF"/>
+        </w:rPr>
+        <w:t xml:space="preserve">, </w:t>
+      </w:r>
+      <w:r>
+        <w:rPr>
+          <w:color w:val="000000"/>
+          <w:szCs w:val="20"/>
+          <w:shd w:val="clear" w:color="auto" w:fill="FFFFFF"/>
+        </w:rPr>
+        <w:t>которая относится к преподавателю или</w:t>
+      </w:r>
+      <w:r>
+        <w:rPr>
+          <w:color w:val="000000"/>
+          <w:szCs w:val="20"/>
+          <w:shd w:val="clear" w:color="auto" w:fill="FFFFFF"/>
+        </w:rPr>
+        <w:t xml:space="preserve"> </w:t>
+      </w:r>
+      <w:r>
+        <w:rPr>
+          <w:color w:val="000000"/>
+          <w:szCs w:val="20"/>
+          <w:shd w:val="clear" w:color="auto" w:fill="FFFFFF"/>
+        </w:rPr>
+        <w:t>студенту. Студенты собраны в группы</w:t>
+      </w:r>
+      <w:r>
+        <w:rPr>
+          <w:color w:val="000000"/>
+          <w:szCs w:val="20"/>
+          <w:shd w:val="clear" w:color="auto" w:fill="FFFFFF"/>
+        </w:rPr>
+        <w:t xml:space="preserve">, </w:t>
+      </w:r>
+      <w:r>
+        <w:rPr>
+          <w:color w:val="000000"/>
+          <w:szCs w:val="20"/>
+          <w:shd w:val="clear" w:color="auto" w:fill="FFFFFF"/>
+        </w:rPr>
+        <w:t xml:space="preserve">поэтому класс </w:t>
+      </w:r>
+      <w:proofErr w:type="spellStart"/>
+      <w:r>
+        <w:rPr>
+          <w:color w:val="000000"/>
+          <w:szCs w:val="20"/>
+          <w:shd w:val="clear" w:color="auto" w:fill="FFFFFF"/>
+          <w:lang w:val="en-US"/>
+        </w:rPr>
+        <w:t>StudyGroup</w:t>
+      </w:r>
+      <w:proofErr w:type="spellEnd"/>
+      <w:r>
+        <w:rPr>
+          <w:color w:val="000000"/>
+          <w:szCs w:val="20"/>
+          <w:shd w:val="clear" w:color="auto" w:fill="FFFFFF"/>
+        </w:rPr>
+        <w:t xml:space="preserve"> </w:t>
+      </w:r>
+      <w:r>
+        <w:rPr>
+          <w:color w:val="000000"/>
+          <w:szCs w:val="20"/>
+          <w:shd w:val="clear" w:color="auto" w:fill="FFFFFF"/>
+        </w:rPr>
+        <w:t xml:space="preserve">включает класс </w:t>
+      </w:r>
+      <w:r>
+        <w:rPr>
+          <w:color w:val="000000"/>
+          <w:szCs w:val="20"/>
+          <w:shd w:val="clear" w:color="auto" w:fill="FFFFFF"/>
+          <w:lang w:val="en-US"/>
+        </w:rPr>
+        <w:t>Student</w:t>
+      </w:r>
+      <w:r>
+        <w:rPr>
+          <w:color w:val="000000"/>
+          <w:szCs w:val="20"/>
+          <w:shd w:val="clear" w:color="auto" w:fill="FFFFFF"/>
+        </w:rPr>
+        <w:t>.</w:t>
+      </w:r>
+      <w:r>
+        <w:rPr>
+          <w:color w:val="000000"/>
+          <w:szCs w:val="20"/>
+          <w:shd w:val="clear" w:color="auto" w:fill="FFFFFF"/>
+        </w:rPr>
+        <w:t xml:space="preserve"> </w:t>
+      </w:r>
+      <w:r>
+        <w:rPr>
+          <w:color w:val="000000"/>
+          <w:szCs w:val="20"/>
+          <w:shd w:val="clear" w:color="auto" w:fill="FFFFFF"/>
+        </w:rPr>
+        <w:t>Учебный план (</w:t>
+      </w:r>
+      <w:r>
+        <w:rPr>
+          <w:color w:val="000000"/>
+          <w:szCs w:val="20"/>
+          <w:shd w:val="clear" w:color="auto" w:fill="FFFFFF"/>
+          <w:lang w:val="en-US"/>
+        </w:rPr>
+        <w:t>Curriculum</w:t>
+      </w:r>
+      <w:r>
+        <w:rPr>
+          <w:color w:val="000000"/>
+          <w:szCs w:val="20"/>
+          <w:shd w:val="clear" w:color="auto" w:fill="FFFFFF"/>
+        </w:rPr>
+        <w:t>) включает занятия</w:t>
+      </w:r>
+      <w:r>
+        <w:rPr>
+          <w:color w:val="000000"/>
+          <w:szCs w:val="20"/>
+          <w:shd w:val="clear" w:color="auto" w:fill="FFFFFF"/>
+          <w:lang w:val="en-US"/>
+        </w:rPr>
+        <w:t xml:space="preserve"> (Courses).</w:t>
+      </w:r>
+    </w:p>
+    <w:p>
+      <w:pPr>
+        <w:spacing w:line="240" w:lineRule="auto"/>
+        <w:jc w:val="center"/>
+        <w:rPr>
+          <w:color w:val="000000"/>
+          <w:szCs w:val="20"/>
+          <w:shd w:val="clear" w:color="auto" w:fill="FFFFFF"/>
         </w:rPr>
       </w:pPr>
       <w:r>
@@ -1188,10 +1420,10 @@
         </w:rPr>
         <w:lastRenderedPageBreak/>
         <w:drawing>
-          <wp:inline distT="0" distB="0" distL="0" distR="0" wp14:anchorId="281643FB" wp14:editId="136C196F">
-            <wp:extent cx="5939790" cy="5182870"/>
-            <wp:effectExtent l="0" t="0" r="3810" b="0"/>
-            <wp:docPr id="2" name="Рисунок 2"/>
+          <wp:inline distT="0" distB="0" distL="0" distR="0" wp14:anchorId="6972D90B" wp14:editId="5574655D">
+            <wp:extent cx="5310062" cy="5440060"/>
+            <wp:effectExtent l="0" t="0" r="5080" b="8255"/>
+            <wp:docPr id="5" name="Рисунок 5"/>
             <wp:cNvGraphicFramePr>
               <a:graphicFrameLocks xmlns:a="http://schemas.openxmlformats.org/drawingml/2006/main" noChangeAspect="1"/>
             </wp:cNvGraphicFramePr>
@@ -1199,7 +1431,7 @@
               <a:graphicData uri="http://schemas.openxmlformats.org/drawingml/2006/picture">
                 <pic:pic xmlns:pic="http://schemas.openxmlformats.org/drawingml/2006/picture">
                   <pic:nvPicPr>
-                    <pic:cNvPr id="0" name="Picture 1"/>
+                    <pic:cNvPr id="0" name="Picture 7"/>
                     <pic:cNvPicPr>
                       <a:picLocks noChangeAspect="1" noChangeArrowheads="1"/>
                     </pic:cNvPicPr>
@@ -1220,7 +1452,7 @@
                   <pic:spPr bwMode="auto">
                     <a:xfrm>
                       <a:off x="0" y="0"/>
-                      <a:ext cx="5939790" cy="5182870"/>
+                      <a:ext cx="5393492" cy="5525533"/>
                     </a:xfrm>
                     <a:prstGeom prst="rect">
                       <a:avLst/>
